--- a/redaction/chapitre2/paragraphes.docx
+++ b/redaction/chapitre2/paragraphes.docx
@@ -2,13 +2,13 @@
 <file path=word/document.xml><?xml version="1.0" encoding="utf-8"?>
 <w:document xmlns:w="http://schemas.openxmlformats.org/wordprocessingml/2006/main" xmlns:m="http://schemas.openxmlformats.org/officeDocument/2006/math" xmlns:r="http://schemas.openxmlformats.org/officeDocument/2006/relationships" xmlns:o="urn:schemas-microsoft-com:office:office" xmlns:v="urn:schemas-microsoft-com:vml" xmlns:w10="urn:schemas-microsoft-com:office:word" xmlns:a="http://schemas.openxmlformats.org/drawingml/2006/main" xmlns:pic="http://schemas.openxmlformats.org/drawingml/2006/picture" xmlns:wp="http://schemas.openxmlformats.org/drawingml/2006/wordprocessingDrawing">
   <w:body>
-    <w:bookmarkStart w:id="26" w:name="chapitre-2-les-opérateurs"/>
+    <w:bookmarkStart w:id="27" w:name="Xacf515300d42073f6594dcd22615624451a20c4"/>
     <w:p>
       <w:pPr>
         <w:pStyle w:val="Heading1"/>
       </w:pPr>
       <w:r>
-        <w:t xml:space="preserve">Chapitre 2 : Les opérateurs</w:t>
+        <w:t xml:space="preserve">Chapitre 1 : Définir et manipuler des données types en mémoire</w:t>
       </w:r>
     </w:p>
     <w:p>
@@ -16,7 +16,7 @@
         <w:pStyle w:val="FirstParagraph"/>
       </w:pPr>
       <w:r>
-        <w:t xml:space="preserve">Comprendre et utiliser les opérateurs permet d’effectuer des calculs, de comparer des valeurs et de combiner des conditions logiques en Python. Ces mécanismes fondamentaux constituent les briques de base de toute logique algorithmique.</w:t>
+        <w:t xml:space="preserve">Maîtriser les types de données et leur manipulation en mémoire est essentiel pour stocker et traiter efficacement l’information. Ces concepts fondamentaux garantissent la rigueur et la logique de vos programmes en Python.</w:t>
       </w:r>
       <w:r>
         <w:t xml:space="preserve"> </w:t>
@@ -34,7 +34,7 @@
         <w:pStyle w:val="Compact"/>
       </w:pPr>
       <w:r>
-        <w:t xml:space="preserve">Opérateurs d’affectation</w:t>
+        <w:t xml:space="preserve">Déclaration et affectation de variables</w:t>
       </w:r>
     </w:p>
     <w:p>
@@ -46,7 +46,7 @@
         <w:pStyle w:val="Compact"/>
       </w:pPr>
       <w:r>
-        <w:t xml:space="preserve">Opérateurs arithmétiques</w:t>
+        <w:t xml:space="preserve">Types scalaires (int, float, bool, str)</w:t>
       </w:r>
     </w:p>
     <w:p>
@@ -58,7 +58,7 @@
         <w:pStyle w:val="Compact"/>
       </w:pPr>
       <w:r>
-        <w:t xml:space="preserve">Opérateurs relationnels</w:t>
+        <w:t xml:space="preserve">Types agrégés (list, tuple, dict, set)</w:t>
       </w:r>
     </w:p>
     <w:p>
@@ -70,7 +70,7 @@
         <w:pStyle w:val="Compact"/>
       </w:pPr>
       <w:r>
-        <w:t xml:space="preserve">Opérateurs logiques</w:t>
+        <w:t xml:space="preserve">Valeurs littérales et portée des variables (locale, globale)</w:t>
       </w:r>
     </w:p>
     <w:p>
@@ -80,13 +80,13 @@
         </w:pict>
       </w:r>
     </w:p>
-    <w:bookmarkStart w:id="20" w:name="les-opérateurs-daffectation"/>
+    <w:bookmarkStart w:id="20" w:name="déclaration-de-variables"/>
     <w:p>
       <w:pPr>
         <w:pStyle w:val="Heading2"/>
       </w:pPr>
       <w:r>
-        <w:t xml:space="preserve">Les opérateurs d’affectation</w:t>
+        <w:t xml:space="preserve">Déclaration de variables</w:t>
       </w:r>
     </w:p>
     <w:p>
@@ -94,7 +94,7 @@
         <w:pStyle w:val="FirstParagraph"/>
       </w:pPr>
       <w:r>
-        <w:t xml:space="preserve">Les opérateurs d’affectation permettent d’attribuer une valeur à une variable en mémoire, parfois en combinant cette affectation avec une opération mathématique. Ils simplifient l’écriture des mises à jour de variables.</w:t>
+        <w:t xml:space="preserve">En Python, la déclaration d’une variable se fait simplement par affectation d’une valeur à un nom, sans nécessiter de typage explicite préalable. Le type est déduit dynamiquement par l’interpréteur lors de l’exécution.</w:t>
       </w:r>
     </w:p>
     <w:p>
@@ -105,7 +105,7 @@
         <w:rPr>
           <w:rStyle w:val="CommentTok"/>
         </w:rPr>
-        <w:t xml:space="preserve"># Affectation simple et affectation augmentée</w:t>
+        <w:t xml:space="preserve"># Déclaration et initialisation de variables de types différents</w:t>
       </w:r>
       <w:r>
         <w:br/>
@@ -114,7 +114,7 @@
         <w:rPr>
           <w:rStyle w:val="NormalTok"/>
         </w:rPr>
-        <w:t xml:space="preserve">score </w:t>
+        <w:t xml:space="preserve">age </w:t>
       </w:r>
       <w:r>
         <w:rPr>
@@ -132,7 +132,46 @@
         <w:rPr>
           <w:rStyle w:val="DecValTok"/>
         </w:rPr>
-        <w:t xml:space="preserve">10</w:t>
+        <w:t xml:space="preserve">42</w:t>
+      </w:r>
+      <w:r>
+        <w:rPr>
+          <w:rStyle w:val="NormalTok"/>
+        </w:rPr>
+        <w:t xml:space="preserve">          </w:t>
+      </w:r>
+      <w:r>
+        <w:rPr>
+          <w:rStyle w:val="CommentTok"/>
+        </w:rPr>
+        <w:t xml:space="preserve"># Un entier (int)</w:t>
+      </w:r>
+      <w:r>
+        <w:br/>
+      </w:r>
+      <w:r>
+        <w:rPr>
+          <w:rStyle w:val="NormalTok"/>
+        </w:rPr>
+        <w:t xml:space="preserve">nom </w:t>
+      </w:r>
+      <w:r>
+        <w:rPr>
+          <w:rStyle w:val="OperatorTok"/>
+        </w:rPr>
+        <w:t xml:space="preserve">=</w:t>
+      </w:r>
+      <w:r>
+        <w:rPr>
+          <w:rStyle w:val="NormalTok"/>
+        </w:rPr>
+        <w:t xml:space="preserve"> </w:t>
+      </w:r>
+      <w:r>
+        <w:rPr>
+          <w:rStyle w:val="StringTok"/>
+        </w:rPr>
+        <w:t xml:space="preserve">"Alice"</w:t>
       </w:r>
       <w:r>
         <w:rPr>
@@ -144,54 +183,60 @@
         <w:rPr>
           <w:rStyle w:val="CommentTok"/>
         </w:rPr>
-        <w:t xml:space="preserve"># Affectation simple de la valeur 10</w:t>
-      </w:r>
-      <w:r>
-        <w:br/>
-      </w:r>
-      <w:r>
-        <w:rPr>
-          <w:rStyle w:val="NormalTok"/>
-        </w:rPr>
-        <w:t xml:space="preserve">score </w:t>
-      </w:r>
-      <w:r>
-        <w:rPr>
-          <w:rStyle w:val="OperatorTok"/>
-        </w:rPr>
-        <w:t xml:space="preserve">+=</w:t>
-      </w:r>
-      <w:r>
-        <w:rPr>
-          <w:rStyle w:val="NormalTok"/>
-        </w:rPr>
+        <w:t xml:space="preserve"># Une chaîne de caractères (str)</w:t>
+      </w:r>
+    </w:p>
+    <w:p>
+      <w:pPr>
+        <w:pStyle w:val="BlockText"/>
+      </w:pPr>
+      <w:r>
+        <w:t xml:space="preserve">💡 Le nom d’une variable doit commencer par une lettre ou un tiret bas (</w:t>
+      </w:r>
+      <w:r>
+        <w:rPr>
+          <w:rStyle w:val="VerbatimChar"/>
+        </w:rPr>
+        <w:t xml:space="preserve">_</w:t>
+      </w:r>
+      <w:r>
+        <w:t xml:space="preserve">) et ne peut pas utiliser un mot-clé réservé du langage (comme</w:t>
+      </w:r>
+      <w:r>
         <w:t xml:space="preserve"> </w:t>
       </w:r>
       <w:r>
         <w:rPr>
-          <w:rStyle w:val="DecValTok"/>
-        </w:rPr>
-        <w:t xml:space="preserve">5</w:t>
-      </w:r>
-      <w:r>
-        <w:rPr>
-          <w:rStyle w:val="NormalTok"/>
-        </w:rPr>
-        <w:t xml:space="preserve">     </w:t>
-      </w:r>
-      <w:r>
-        <w:rPr>
-          <w:rStyle w:val="CommentTok"/>
-        </w:rPr>
-        <w:t xml:space="preserve"># Équivalent à score = score + 5</w:t>
-      </w:r>
-    </w:p>
-    <w:p>
-      <w:pPr>
-        <w:pStyle w:val="BlockText"/>
-      </w:pPr>
-      <w:r>
-        <w:t xml:space="preserve">💡 L’opérateur d’affectation s’évalue de droite à gauche : la valeur ou le résultat de l’expression à droite est stocké dans la variable située à gauche.</w:t>
+          <w:rStyle w:val="VerbatimChar"/>
+        </w:rPr>
+        <w:t xml:space="preserve">if</w:t>
+      </w:r>
+      <w:r>
+        <w:t xml:space="preserve">,</w:t>
+      </w:r>
+      <w:r>
+        <w:t xml:space="preserve"> </w:t>
+      </w:r>
+      <w:r>
+        <w:rPr>
+          <w:rStyle w:val="VerbatimChar"/>
+        </w:rPr>
+        <w:t xml:space="preserve">def</w:t>
+      </w:r>
+      <w:r>
+        <w:t xml:space="preserve">,</w:t>
+      </w:r>
+      <w:r>
+        <w:t xml:space="preserve"> </w:t>
+      </w:r>
+      <w:r>
+        <w:rPr>
+          <w:rStyle w:val="VerbatimChar"/>
+        </w:rPr>
+        <w:t xml:space="preserve">class</w:t>
+      </w:r>
+      <w:r>
+        <w:t xml:space="preserve">).</w:t>
       </w:r>
     </w:p>
     <w:p>
@@ -202,13 +247,13 @@
       </w:r>
     </w:p>
     <w:bookmarkEnd w:id="20"/>
-    <w:bookmarkStart w:id="21" w:name="opérateurs-arithmétiques"/>
+    <w:bookmarkStart w:id="21" w:name="X41297b95cba822bc3c2e90473df7c8959ed3415"/>
     <w:p>
       <w:pPr>
         <w:pStyle w:val="Heading2"/>
       </w:pPr>
       <w:r>
-        <w:t xml:space="preserve">Opérateurs arithmétiques</w:t>
+        <w:t xml:space="preserve">Types de données scalaires - int, float, bool, str</w:t>
       </w:r>
     </w:p>
     <w:p>
@@ -216,7 +261,7 @@
         <w:pStyle w:val="FirstParagraph"/>
       </w:pPr>
       <w:r>
-        <w:t xml:space="preserve">Les opérateurs arithmétiques réalisent les calculs mathématiques usuels sur des types numériques (entiers et flottants). Ils permettent de manipuler des données quantitatives au sein des programmes.</w:t>
+        <w:t xml:space="preserve">Les types scalaires représentent des valeurs uniques et atomiques, non décomposables en sous-éléments. Ils constituent la base de toute manipulation numérique, textuelle ou logique.</w:t>
       </w:r>
     </w:p>
     <w:p>
@@ -225,9 +270,39 @@
       </w:pPr>
       <w:r>
         <w:rPr>
+          <w:rStyle w:val="NormalTok"/>
+        </w:rPr>
+        <w:t xml:space="preserve">temperature </w:t>
+      </w:r>
+      <w:r>
+        <w:rPr>
+          <w:rStyle w:val="OperatorTok"/>
+        </w:rPr>
+        <w:t xml:space="preserve">=</w:t>
+      </w:r>
+      <w:r>
+        <w:rPr>
+          <w:rStyle w:val="NormalTok"/>
+        </w:rPr>
+        <w:t xml:space="preserve"> </w:t>
+      </w:r>
+      <w:r>
+        <w:rPr>
+          <w:rStyle w:val="FloatTok"/>
+        </w:rPr>
+        <w:t xml:space="preserve">23.5</w:t>
+      </w:r>
+      <w:r>
+        <w:rPr>
+          <w:rStyle w:val="NormalTok"/>
+        </w:rPr>
+        <w:t xml:space="preserve">    </w:t>
+      </w:r>
+      <w:r>
+        <w:rPr>
           <w:rStyle w:val="CommentTok"/>
         </w:rPr>
-        <w:t xml:space="preserve"># Opérations arithmétiques de base</w:t>
+        <w:t xml:space="preserve"># Flottant (float) pour les décimaux</w:t>
       </w:r>
       <w:r>
         <w:br/>
@@ -236,7 +311,7 @@
         <w:rPr>
           <w:rStyle w:val="NormalTok"/>
         </w:rPr>
-        <w:t xml:space="preserve">somme </w:t>
+        <w:t xml:space="preserve">est_valide </w:t>
       </w:r>
       <w:r>
         <w:rPr>
@@ -252,108 +327,21 @@
       </w:r>
       <w:r>
         <w:rPr>
-          <w:rStyle w:val="DecValTok"/>
-        </w:rPr>
-        <w:t xml:space="preserve">15</w:t>
-      </w:r>
-      <w:r>
-        <w:rPr>
-          <w:rStyle w:val="NormalTok"/>
-        </w:rPr>
-        <w:t xml:space="preserve"> </w:t>
-      </w:r>
-      <w:r>
-        <w:rPr>
-          <w:rStyle w:val="OperatorTok"/>
-        </w:rPr>
-        <w:t xml:space="preserve">+</w:t>
-      </w:r>
-      <w:r>
-        <w:rPr>
-          <w:rStyle w:val="NormalTok"/>
-        </w:rPr>
-        <w:t xml:space="preserve"> </w:t>
-      </w:r>
-      <w:r>
-        <w:rPr>
-          <w:rStyle w:val="DecValTok"/>
-        </w:rPr>
-        <w:t xml:space="preserve">5</w:t>
-      </w:r>
-      <w:r>
-        <w:rPr>
-          <w:rStyle w:val="NormalTok"/>
-        </w:rPr>
-        <w:t xml:space="preserve">      </w:t>
+          <w:rStyle w:val="VariableTok"/>
+        </w:rPr>
+        <w:t xml:space="preserve">True</w:t>
+      </w:r>
+      <w:r>
+        <w:rPr>
+          <w:rStyle w:val="NormalTok"/>
+        </w:rPr>
+        <w:t xml:space="preserve">     </w:t>
       </w:r>
       <w:r>
         <w:rPr>
           <w:rStyle w:val="CommentTok"/>
         </w:rPr>
-        <w:t xml:space="preserve"># Addition (vaut 20)</w:t>
-      </w:r>
-      <w:r>
-        <w:br/>
-      </w:r>
-      <w:r>
-        <w:rPr>
-          <w:rStyle w:val="NormalTok"/>
-        </w:rPr>
-        <w:t xml:space="preserve">division </w:t>
-      </w:r>
-      <w:r>
-        <w:rPr>
-          <w:rStyle w:val="OperatorTok"/>
-        </w:rPr>
-        <w:t xml:space="preserve">=</w:t>
-      </w:r>
-      <w:r>
-        <w:rPr>
-          <w:rStyle w:val="NormalTok"/>
-        </w:rPr>
-        <w:t xml:space="preserve"> </w:t>
-      </w:r>
-      <w:r>
-        <w:rPr>
-          <w:rStyle w:val="DecValTok"/>
-        </w:rPr>
-        <w:t xml:space="preserve">10</w:t>
-      </w:r>
-      <w:r>
-        <w:rPr>
-          <w:rStyle w:val="NormalTok"/>
-        </w:rPr>
-        <w:t xml:space="preserve"> </w:t>
-      </w:r>
-      <w:r>
-        <w:rPr>
-          <w:rStyle w:val="OperatorTok"/>
-        </w:rPr>
-        <w:t xml:space="preserve">/</w:t>
-      </w:r>
-      <w:r>
-        <w:rPr>
-          <w:rStyle w:val="NormalTok"/>
-        </w:rPr>
-        <w:t xml:space="preserve"> </w:t>
-      </w:r>
-      <w:r>
-        <w:rPr>
-          <w:rStyle w:val="DecValTok"/>
-        </w:rPr>
-        <w:t xml:space="preserve">4</w:t>
-      </w:r>
-      <w:r>
-        <w:rPr>
-          <w:rStyle w:val="NormalTok"/>
-        </w:rPr>
-        <w:t xml:space="preserve">   </w:t>
-      </w:r>
-      <w:r>
-        <w:rPr>
-          <w:rStyle w:val="CommentTok"/>
-        </w:rPr>
-        <w:t xml:space="preserve"># Division flottante (vaut 2.5)</w:t>
+        <w:t xml:space="preserve"># Booléen (bool) valant True ou False</w:t>
       </w:r>
     </w:p>
     <w:p>
@@ -361,16 +349,7 @@
         <w:pStyle w:val="BlockText"/>
       </w:pPr>
       <w:r>
-        <w:t xml:space="preserve">💡 Utilisez l’opérateur modulo (</w:t>
-      </w:r>
-      <w:r>
-        <w:rPr>
-          <w:rStyle w:val="VerbatimChar"/>
-        </w:rPr>
-        <w:t xml:space="preserve">%</w:t>
-      </w:r>
-      <w:r>
-        <w:t xml:space="preserve">) pour obtenir le reste d’une division entière, ce qui est particulièrement utile pour tester la parité d’un nombre.</w:t>
+        <w:t xml:space="preserve">💡 Utilisez toujours des noms explicites pour vos variables scalaires afin d’améliorer la lisibilité immédiate du code par l’équipe projet.</w:t>
       </w:r>
     </w:p>
     <w:p>
@@ -381,13 +360,13 @@
       </w:r>
     </w:p>
     <w:bookmarkEnd w:id="21"/>
-    <w:bookmarkStart w:id="22" w:name="opérateurs-relationnels"/>
+    <w:bookmarkStart w:id="22" w:name="X1af01efb8fd08d3089c4b8335270ba36b72e472"/>
     <w:p>
       <w:pPr>
         <w:pStyle w:val="Heading2"/>
       </w:pPr>
       <w:r>
-        <w:t xml:space="preserve">Opérateurs relationnels</w:t>
+        <w:t xml:space="preserve">Types de données aggrégés - list, tuple, dict, set</w:t>
       </w:r>
     </w:p>
     <w:p>
@@ -395,31 +374,7 @@
         <w:pStyle w:val="FirstParagraph"/>
       </w:pPr>
       <w:r>
-        <w:t xml:space="preserve">Les opérateurs relationnels comparent deux valeurs ou expressions et retournent systématiquement un résultat booléen (</w:t>
-      </w:r>
-      <w:r>
-        <w:rPr>
-          <w:rStyle w:val="VerbatimChar"/>
-        </w:rPr>
-        <w:t xml:space="preserve">True</w:t>
-      </w:r>
-      <w:r>
-        <w:t xml:space="preserve"> </w:t>
-      </w:r>
-      <w:r>
-        <w:t xml:space="preserve">ou</w:t>
-      </w:r>
-      <w:r>
-        <w:t xml:space="preserve"> </w:t>
-      </w:r>
-      <w:r>
-        <w:rPr>
-          <w:rStyle w:val="VerbatimChar"/>
-        </w:rPr>
-        <w:t xml:space="preserve">False</w:t>
-      </w:r>
-      <w:r>
-        <w:t xml:space="preserve">). Ils sont indispensables pour orienter l’exécution du code selon les conditions.</w:t>
+        <w:t xml:space="preserve">Les types agrégés permettent de regrouper plusieurs valeurs au sein d’une seule structure de données en mémoire. Leur choix dépend de la nécessité d’ordre, de modification ou d’unicité des éléments.</w:t>
       </w:r>
     </w:p>
     <w:p>
@@ -428,9 +383,63 @@
       </w:pPr>
       <w:r>
         <w:rPr>
+          <w:rStyle w:val="NormalTok"/>
+        </w:rPr>
+        <w:t xml:space="preserve">utilisateurs </w:t>
+      </w:r>
+      <w:r>
+        <w:rPr>
+          <w:rStyle w:val="OperatorTok"/>
+        </w:rPr>
+        <w:t xml:space="preserve">=</w:t>
+      </w:r>
+      <w:r>
+        <w:rPr>
+          <w:rStyle w:val="NormalTok"/>
+        </w:rPr>
+        <w:t xml:space="preserve"> [</w:t>
+      </w:r>
+      <w:r>
+        <w:rPr>
+          <w:rStyle w:val="StringTok"/>
+        </w:rPr>
+        <w:t xml:space="preserve">"Alice"</w:t>
+      </w:r>
+      <w:r>
+        <w:rPr>
+          <w:rStyle w:val="NormalTok"/>
+        </w:rPr>
+        <w:t xml:space="preserve">, </w:t>
+      </w:r>
+      <w:r>
+        <w:rPr>
+          <w:rStyle w:val="StringTok"/>
+        </w:rPr>
+        <w:t xml:space="preserve">"Bob"</w:t>
+      </w:r>
+      <w:r>
+        <w:rPr>
+          <w:rStyle w:val="NormalTok"/>
+        </w:rPr>
+        <w:t xml:space="preserve">, </w:t>
+      </w:r>
+      <w:r>
+        <w:rPr>
+          <w:rStyle w:val="StringTok"/>
+        </w:rPr>
+        <w:t xml:space="preserve">"Charlie"</w:t>
+      </w:r>
+      <w:r>
+        <w:rPr>
+          <w:rStyle w:val="NormalTok"/>
+        </w:rPr>
+        <w:t xml:space="preserve">]  </w:t>
+      </w:r>
+      <w:r>
+        <w:rPr>
           <w:rStyle w:val="CommentTok"/>
         </w:rPr>
-        <w:t xml:space="preserve"># Comparaisons de valeurs</w:t>
+        <w:t xml:space="preserve"># Liste modifiable (list)</w:t>
       </w:r>
       <w:r>
         <w:br/>
@@ -439,7 +448,7 @@
         <w:rPr>
           <w:rStyle w:val="NormalTok"/>
         </w:rPr>
-        <w:t xml:space="preserve">age </w:t>
+        <w:t xml:space="preserve">coordonnees </w:t>
       </w:r>
       <w:r>
         <w:rPr>
@@ -451,64 +460,37 @@
         <w:rPr>
           <w:rStyle w:val="NormalTok"/>
         </w:rPr>
-        <w:t xml:space="preserve"> </w:t>
-      </w:r>
-      <w:r>
-        <w:rPr>
-          <w:rStyle w:val="DecValTok"/>
-        </w:rPr>
-        <w:t xml:space="preserve">18</w:t>
-      </w:r>
-      <w:r>
-        <w:br/>
-      </w:r>
-      <w:r>
-        <w:rPr>
-          <w:rStyle w:val="NormalTok"/>
-        </w:rPr>
-        <w:t xml:space="preserve">majeur </w:t>
-      </w:r>
-      <w:r>
-        <w:rPr>
-          <w:rStyle w:val="OperatorTok"/>
-        </w:rPr>
-        <w:t xml:space="preserve">=</w:t>
-      </w:r>
-      <w:r>
-        <w:rPr>
-          <w:rStyle w:val="NormalTok"/>
-        </w:rPr>
-        <w:t xml:space="preserve"> age </w:t>
-      </w:r>
-      <w:r>
-        <w:rPr>
-          <w:rStyle w:val="OperatorTok"/>
-        </w:rPr>
-        <w:t xml:space="preserve">&gt;=</w:t>
-      </w:r>
-      <w:r>
-        <w:rPr>
-          <w:rStyle w:val="NormalTok"/>
-        </w:rPr>
-        <w:t xml:space="preserve"> </w:t>
-      </w:r>
-      <w:r>
-        <w:rPr>
-          <w:rStyle w:val="DecValTok"/>
-        </w:rPr>
-        <w:t xml:space="preserve">18</w:t>
-      </w:r>
-      <w:r>
-        <w:rPr>
-          <w:rStyle w:val="NormalTok"/>
-        </w:rPr>
-        <w:t xml:space="preserve">    </w:t>
+        <w:t xml:space="preserve"> (</w:t>
+      </w:r>
+      <w:r>
+        <w:rPr>
+          <w:rStyle w:val="FloatTok"/>
+        </w:rPr>
+        <w:t xml:space="preserve">10.0</w:t>
+      </w:r>
+      <w:r>
+        <w:rPr>
+          <w:rStyle w:val="NormalTok"/>
+        </w:rPr>
+        <w:t xml:space="preserve">, </w:t>
+      </w:r>
+      <w:r>
+        <w:rPr>
+          <w:rStyle w:val="FloatTok"/>
+        </w:rPr>
+        <w:t xml:space="preserve">20.0</w:t>
+      </w:r>
+      <w:r>
+        <w:rPr>
+          <w:rStyle w:val="NormalTok"/>
+        </w:rPr>
+        <w:t xml:space="preserve">)                  </w:t>
       </w:r>
       <w:r>
         <w:rPr>
           <w:rStyle w:val="CommentTok"/>
         </w:rPr>
-        <w:t xml:space="preserve"># Retourne True car 18 est supérieur ou égal à 18</w:t>
+        <w:t xml:space="preserve"># Tuple immuable (tuple)</w:t>
       </w:r>
     </w:p>
     <w:p>
@@ -516,25 +498,7 @@
         <w:pStyle w:val="BlockText"/>
       </w:pPr>
       <w:r>
-        <w:t xml:space="preserve">💡 Veillez à ne pas confondre l’opérateur d’égalité (</w:t>
-      </w:r>
-      <w:r>
-        <w:rPr>
-          <w:rStyle w:val="VerbatimChar"/>
-        </w:rPr>
-        <w:t xml:space="preserve">==</w:t>
-      </w:r>
-      <w:r>
-        <w:t xml:space="preserve">) avec l’opérateur d’affectation (</w:t>
-      </w:r>
-      <w:r>
-        <w:rPr>
-          <w:rStyle w:val="VerbatimChar"/>
-        </w:rPr>
-        <w:t xml:space="preserve">=</w:t>
-      </w:r>
-      <w:r>
-        <w:t xml:space="preserve">) pour éviter des erreurs de logique.</w:t>
+        <w:t xml:space="preserve">💡 Privilégiez les tuples pour des données fixes qui ne doivent pas être altérées au cours de l’exécution du programme, garantissant ainsi l’intégrité des structures.</w:t>
       </w:r>
     </w:p>
     <w:p>
@@ -545,13 +509,13 @@
       </w:r>
     </w:p>
     <w:bookmarkEnd w:id="22"/>
-    <w:bookmarkStart w:id="23" w:name="opérateurs-logiques"/>
+    <w:bookmarkStart w:id="23" w:name="valeurs-littérales"/>
     <w:p>
       <w:pPr>
         <w:pStyle w:val="Heading2"/>
       </w:pPr>
       <w:r>
-        <w:t xml:space="preserve">Opérateurs logiques</w:t>
+        <w:t xml:space="preserve">Valeurs littérales</w:t>
       </w:r>
     </w:p>
     <w:p>
@@ -559,168 +523,113 @@
         <w:pStyle w:val="FirstParagraph"/>
       </w:pPr>
       <w:r>
-        <w:t xml:space="preserve">Les opérateurs logiques permettent de combiner plusieurs expressions booléennes pour former des conditions complexes. Ils évaluent les relations à l’aide des opérateurs fondamentaux</w:t>
-      </w:r>
-      <w:r>
+        <w:t xml:space="preserve">Une valeur littérale correspond à la représentation directe d’une donnée constante inscrite textuellement dans le code source du programme. Elle permet d’assigner des valeurs figées sans calcul préalable.</w:t>
+      </w:r>
+    </w:p>
+    <w:p>
+      <w:pPr>
+        <w:pStyle w:val="SourceCode"/>
+      </w:pPr>
+      <w:r>
+        <w:rPr>
+          <w:rStyle w:val="NormalTok"/>
+        </w:rPr>
+        <w:t xml:space="preserve">seuil_maximal </w:t>
+      </w:r>
+      <w:r>
+        <w:rPr>
+          <w:rStyle w:val="OperatorTok"/>
+        </w:rPr>
+        <w:t xml:space="preserve">=</w:t>
+      </w:r>
+      <w:r>
+        <w:rPr>
+          <w:rStyle w:val="NormalTok"/>
+        </w:rPr>
         <w:t xml:space="preserve"> </w:t>
       </w:r>
       <w:r>
         <w:rPr>
-          <w:rStyle w:val="VerbatimChar"/>
-        </w:rPr>
-        <w:t xml:space="preserve">and</w:t>
-      </w:r>
-      <w:r>
-        <w:t xml:space="preserve">,</w:t>
-      </w:r>
-      <w:r>
+          <w:rStyle w:val="DecValTok"/>
+        </w:rPr>
+        <w:t xml:space="preserve">100</w:t>
+      </w:r>
+      <w:r>
+        <w:rPr>
+          <w:rStyle w:val="NormalTok"/>
+        </w:rPr>
+        <w:t xml:space="preserve">        </w:t>
+      </w:r>
+      <w:r>
+        <w:rPr>
+          <w:rStyle w:val="CommentTok"/>
+        </w:rPr>
+        <w:t xml:space="preserve"># 100 est une valeur littérale entière</w:t>
+      </w:r>
+      <w:r>
+        <w:br/>
+      </w:r>
+      <w:r>
+        <w:rPr>
+          <w:rStyle w:val="NormalTok"/>
+        </w:rPr>
+        <w:t xml:space="preserve">message_erreur </w:t>
+      </w:r>
+      <w:r>
+        <w:rPr>
+          <w:rStyle w:val="OperatorTok"/>
+        </w:rPr>
+        <w:t xml:space="preserve">=</w:t>
+      </w:r>
+      <w:r>
+        <w:rPr>
+          <w:rStyle w:val="NormalTok"/>
+        </w:rPr>
         <w:t xml:space="preserve"> </w:t>
       </w:r>
       <w:r>
         <w:rPr>
-          <w:rStyle w:val="VerbatimChar"/>
-        </w:rPr>
-        <w:t xml:space="preserve">or</w:t>
+          <w:rStyle w:val="StringTok"/>
+        </w:rPr>
+        <w:t xml:space="preserve">"Erreur 404"</w:t>
+      </w:r>
+      <w:r>
+        <w:rPr>
+          <w:rStyle w:val="NormalTok"/>
+        </w:rPr>
+        <w:t xml:space="preserve">  </w:t>
+      </w:r>
+      <w:r>
+        <w:rPr>
+          <w:rStyle w:val="CommentTok"/>
+        </w:rPr>
+        <w:t xml:space="preserve"># La chaîne est une valeur littérale textuelle</w:t>
+      </w:r>
+    </w:p>
+    <w:p>
+      <w:pPr>
+        <w:pStyle w:val="BlockText"/>
+      </w:pPr>
+      <w:r>
+        <w:t xml:space="preserve">💡 Évitez les</w:t>
       </w:r>
       <w:r>
         <w:t xml:space="preserve"> </w:t>
       </w:r>
       <w:r>
-        <w:t xml:space="preserve">et</w:t>
+        <w:t xml:space="preserve">“</w:t>
+      </w:r>
+      <w:r>
+        <w:t xml:space="preserve">nombres magiques</w:t>
+      </w:r>
+      <w:r>
+        <w:t xml:space="preserve">”</w:t>
       </w:r>
       <w:r>
         <w:t xml:space="preserve"> </w:t>
       </w:r>
       <w:r>
-        <w:rPr>
-          <w:rStyle w:val="VerbatimChar"/>
-        </w:rPr>
-        <w:t xml:space="preserve">not</w:t>
-      </w:r>
-      <w:r>
-        <w:t xml:space="preserve">.</w:t>
-      </w:r>
-    </w:p>
-    <w:p>
-      <w:pPr>
-        <w:pStyle w:val="SourceCode"/>
-      </w:pPr>
-      <w:r>
-        <w:rPr>
-          <w:rStyle w:val="CommentTok"/>
-        </w:rPr>
-        <w:t xml:space="preserve"># Combinaison de conditions logiques</w:t>
-      </w:r>
-      <w:r>
-        <w:br/>
-      </w:r>
-      <w:r>
-        <w:rPr>
-          <w:rStyle w:val="NormalTok"/>
-        </w:rPr>
-        <w:t xml:space="preserve">a l_ecole </w:t>
-      </w:r>
-      <w:r>
-        <w:rPr>
-          <w:rStyle w:val="OperatorTok"/>
-        </w:rPr>
-        <w:t xml:space="preserve">=</w:t>
-      </w:r>
-      <w:r>
-        <w:rPr>
-          <w:rStyle w:val="NormalTok"/>
-        </w:rPr>
-        <w:t xml:space="preserve"> </w:t>
-      </w:r>
-      <w:r>
-        <w:rPr>
-          <w:rStyle w:val="VariableTok"/>
-        </w:rPr>
-        <w:t xml:space="preserve">True</w:t>
-      </w:r>
-      <w:r>
-        <w:br/>
-      </w:r>
-      <w:r>
-        <w:rPr>
-          <w:rStyle w:val="NormalTok"/>
-        </w:rPr>
-        <w:t xml:space="preserve">a_ses_affaires </w:t>
-      </w:r>
-      <w:r>
-        <w:rPr>
-          <w:rStyle w:val="OperatorTok"/>
-        </w:rPr>
-        <w:t xml:space="preserve">=</w:t>
-      </w:r>
-      <w:r>
-        <w:rPr>
-          <w:rStyle w:val="NormalTok"/>
-        </w:rPr>
-        <w:t xml:space="preserve"> </w:t>
-      </w:r>
-      <w:r>
-        <w:rPr>
-          <w:rStyle w:val="VariableTok"/>
-        </w:rPr>
-        <w:t xml:space="preserve">True</w:t>
-      </w:r>
-      <w:r>
-        <w:br/>
-      </w:r>
-      <w:r>
-        <w:rPr>
-          <w:rStyle w:val="NormalTok"/>
-        </w:rPr>
-        <w:t xml:space="preserve">peut_partir </w:t>
-      </w:r>
-      <w:r>
-        <w:rPr>
-          <w:rStyle w:val="OperatorTok"/>
-        </w:rPr>
-        <w:t xml:space="preserve">=</w:t>
-      </w:r>
-      <w:r>
-        <w:rPr>
-          <w:rStyle w:val="NormalTok"/>
-        </w:rPr>
-        <w:t xml:space="preserve"> a_ecole </w:t>
-      </w:r>
-      <w:r>
-        <w:rPr>
-          <w:rStyle w:val="KeywordTok"/>
-        </w:rPr>
-        <w:t xml:space="preserve">and</w:t>
-      </w:r>
-      <w:r>
-        <w:rPr>
-          <w:rStyle w:val="NormalTok"/>
-        </w:rPr>
-        <w:t xml:space="preserve"> a_ses_affaires  </w:t>
-      </w:r>
-      <w:r>
-        <w:rPr>
-          <w:rStyle w:val="CommentTok"/>
-        </w:rPr>
-        <w:t xml:space="preserve"># Vaut True si les deux conditions sont réunies</w:t>
-      </w:r>
-    </w:p>
-    <w:p>
-      <w:pPr>
-        <w:pStyle w:val="BlockText"/>
-      </w:pPr>
-      <w:r>
-        <w:t xml:space="preserve">💡 Python utilise l’évaluation paresseuse (</w:t>
-      </w:r>
-      <w:r>
-        <w:rPr>
-          <w:iCs/>
-          <w:i/>
-        </w:rPr>
-        <w:t xml:space="preserve">short-circuit</w:t>
-      </w:r>
-      <w:r>
-        <w:t xml:space="preserve">) pour les opérateurs logiques : l’évaluation s’arrête dès que le résultat final est déterminé.</w:t>
+        <w:t xml:space="preserve">en remplaçant les valeurs littérales numériques répétées par des constantes explicites en début de script.</w:t>
       </w:r>
     </w:p>
     <w:p>
@@ -731,12 +640,176 @@
       </w:r>
     </w:p>
     <w:bookmarkEnd w:id="23"/>
-    <w:bookmarkStart w:id="24" w:name="exemple-de-synthèse"/>
+    <w:bookmarkStart w:id="24" w:name="portée-de-variables---globale-locale"/>
     <w:p>
       <w:pPr>
         <w:pStyle w:val="Heading2"/>
       </w:pPr>
       <w:r>
+        <w:t xml:space="preserve">Portée de variables - globale, locale</w:t>
+      </w:r>
+    </w:p>
+    <w:p>
+      <w:pPr>
+        <w:pStyle w:val="FirstParagraph"/>
+      </w:pPr>
+      <w:r>
+        <w:t xml:space="preserve">La portée d’une variable détermine la zone du code où cette variable est accessible en lecture et en écriture. Une variable locale n’existe que dans la fonction où elle est définie, tandis qu’une variable globale est accessible dans tout le module.</w:t>
+      </w:r>
+    </w:p>
+    <w:p>
+      <w:pPr>
+        <w:pStyle w:val="SourceCode"/>
+      </w:pPr>
+      <w:r>
+        <w:rPr>
+          <w:rStyle w:val="NormalTok"/>
+        </w:rPr>
+        <w:t xml:space="preserve">TAXE_GLOBALE </w:t>
+      </w:r>
+      <w:r>
+        <w:rPr>
+          <w:rStyle w:val="OperatorTok"/>
+        </w:rPr>
+        <w:t xml:space="preserve">=</w:t>
+      </w:r>
+      <w:r>
+        <w:rPr>
+          <w:rStyle w:val="NormalTok"/>
+        </w:rPr>
+        <w:t xml:space="preserve"> </w:t>
+      </w:r>
+      <w:r>
+        <w:rPr>
+          <w:rStyle w:val="FloatTok"/>
+        </w:rPr>
+        <w:t xml:space="preserve">0.20</w:t>
+      </w:r>
+      <w:r>
+        <w:rPr>
+          <w:rStyle w:val="NormalTok"/>
+        </w:rPr>
+        <w:t xml:space="preserve">  </w:t>
+      </w:r>
+      <w:r>
+        <w:rPr>
+          <w:rStyle w:val="CommentTok"/>
+        </w:rPr>
+        <w:t xml:space="preserve"># Variable globale</w:t>
+      </w:r>
+      <w:r>
+        <w:br/>
+      </w:r>
+      <w:r>
+        <w:br/>
+      </w:r>
+      <w:r>
+        <w:rPr>
+          <w:rStyle w:val="KeywordTok"/>
+        </w:rPr>
+        <w:t xml:space="preserve">def</w:t>
+      </w:r>
+      <w:r>
+        <w:rPr>
+          <w:rStyle w:val="NormalTok"/>
+        </w:rPr>
+        <w:t xml:space="preserve"> calculer_total(prix_ht):</w:t>
+      </w:r>
+      <w:r>
+        <w:br/>
+      </w:r>
+      <w:r>
+        <w:rPr>
+          <w:rStyle w:val="NormalTok"/>
+        </w:rPr>
+        <w:t xml:space="preserve">    tva </w:t>
+      </w:r>
+      <w:r>
+        <w:rPr>
+          <w:rStyle w:val="OperatorTok"/>
+        </w:rPr>
+        <w:t xml:space="preserve">=</w:t>
+      </w:r>
+      <w:r>
+        <w:rPr>
+          <w:rStyle w:val="NormalTok"/>
+        </w:rPr>
+        <w:t xml:space="preserve"> prix_ht </w:t>
+      </w:r>
+      <w:r>
+        <w:rPr>
+          <w:rStyle w:val="OperatorTok"/>
+        </w:rPr>
+        <w:t xml:space="preserve">*</w:t>
+      </w:r>
+      <w:r>
+        <w:rPr>
+          <w:rStyle w:val="NormalTok"/>
+        </w:rPr>
+        <w:t xml:space="preserve"> TAXE_GLOBALE  </w:t>
+      </w:r>
+      <w:r>
+        <w:rPr>
+          <w:rStyle w:val="CommentTok"/>
+        </w:rPr>
+        <w:t xml:space="preserve"># 'tva' est locale à la fonction</w:t>
+      </w:r>
+      <w:r>
+        <w:br/>
+      </w:r>
+      <w:r>
+        <w:rPr>
+          <w:rStyle w:val="NormalTok"/>
+        </w:rPr>
+        <w:t xml:space="preserve">    </w:t>
+      </w:r>
+      <w:r>
+        <w:rPr>
+          <w:rStyle w:val="ControlFlowTok"/>
+        </w:rPr>
+        <w:t xml:space="preserve">return</w:t>
+      </w:r>
+      <w:r>
+        <w:rPr>
+          <w:rStyle w:val="NormalTok"/>
+        </w:rPr>
+        <w:t xml:space="preserve"> prix_ht </w:t>
+      </w:r>
+      <w:r>
+        <w:rPr>
+          <w:rStyle w:val="OperatorTok"/>
+        </w:rPr>
+        <w:t xml:space="preserve">+</w:t>
+      </w:r>
+      <w:r>
+        <w:rPr>
+          <w:rStyle w:val="NormalTok"/>
+        </w:rPr>
+        <w:t xml:space="preserve"> tva</w:t>
+      </w:r>
+    </w:p>
+    <w:p>
+      <w:pPr>
+        <w:pStyle w:val="BlockText"/>
+      </w:pPr>
+      <w:r>
+        <w:t xml:space="preserve">💡 Limitez au maximum l’utilisation de variables globales pour éviter les effets de bord imprévisibles et faciliter la maintenance du code.</w:t>
+      </w:r>
+    </w:p>
+    <w:p>
+      <w:r>
+        <w:pict>
+          <v:rect style="width:0;height:1.5pt" o:hralign="center" o:hrstd="t" o:hr="t"/>
+        </w:pict>
+      </w:r>
+    </w:p>
+    <w:bookmarkEnd w:id="24"/>
+    <w:bookmarkStart w:id="25" w:name="exemple-de-synthèse"/>
+    <w:p>
+      <w:pPr>
+        <w:pStyle w:val="Heading2"/>
+      </w:pPr>
+      <w:r>
         <w:t xml:space="preserve">Exemple de synthèse</w:t>
       </w:r>
     </w:p>
@@ -748,7 +821,7 @@
         <w:rPr>
           <w:rStyle w:val="CommentTok"/>
         </w:rPr>
-        <w:t xml:space="preserve"># Programme complet combinant affectation, arithmétique, relations et logique</w:t>
+        <w:t xml:space="preserve"># Programme complet combinant variables, types scalaires, agrégés et portée</w:t>
       </w:r>
       <w:r>
         <w:br/>
@@ -757,7 +830,7 @@
         <w:rPr>
           <w:rStyle w:val="NormalTok"/>
         </w:rPr>
-        <w:t xml:space="preserve">stock_initial </w:t>
+        <w:t xml:space="preserve">TAUX_REDUCTION </w:t>
       </w:r>
       <w:r>
         <w:rPr>
@@ -773,21 +846,225 @@
       </w:r>
       <w:r>
         <w:rPr>
+          <w:rStyle w:val="FloatTok"/>
+        </w:rPr>
+        <w:t xml:space="preserve">0.15</w:t>
+      </w:r>
+      <w:r>
+        <w:rPr>
+          <w:rStyle w:val="NormalTok"/>
+        </w:rPr>
+        <w:t xml:space="preserve">  </w:t>
+      </w:r>
+      <w:r>
+        <w:rPr>
+          <w:rStyle w:val="CommentTok"/>
+        </w:rPr>
+        <w:t xml:space="preserve"># Variable globale</w:t>
+      </w:r>
+      <w:r>
+        <w:br/>
+      </w:r>
+      <w:r>
+        <w:br/>
+      </w:r>
+      <w:r>
+        <w:rPr>
+          <w:rStyle w:val="KeywordTok"/>
+        </w:rPr>
+        <w:t xml:space="preserve">def</w:t>
+      </w:r>
+      <w:r>
+        <w:rPr>
+          <w:rStyle w:val="NormalTok"/>
+        </w:rPr>
+        <w:t xml:space="preserve"> traiter_commande(client, articles_prix):</w:t>
+      </w:r>
+      <w:r>
+        <w:br/>
+      </w:r>
+      <w:r>
+        <w:rPr>
+          <w:rStyle w:val="NormalTok"/>
+        </w:rPr>
+        <w:t xml:space="preserve">    </w:t>
+      </w:r>
+      <w:r>
+        <w:rPr>
+          <w:rStyle w:val="CommentTok"/>
+        </w:rPr>
+        <w:t xml:space="preserve">"""Calcule le montant total d'une commande avec application d'une réduction."""</w:t>
+      </w:r>
+      <w:r>
+        <w:br/>
+      </w:r>
+      <w:r>
+        <w:rPr>
+          <w:rStyle w:val="NormalTok"/>
+        </w:rPr>
+        <w:t xml:space="preserve">    total_brut </w:t>
+      </w:r>
+      <w:r>
+        <w:rPr>
+          <w:rStyle w:val="OperatorTok"/>
+        </w:rPr>
+        <w:t xml:space="preserve">=</w:t>
+      </w:r>
+      <w:r>
+        <w:rPr>
+          <w:rStyle w:val="NormalTok"/>
+        </w:rPr>
+        <w:t xml:space="preserve"> </w:t>
+      </w:r>
+      <w:r>
+        <w:rPr>
+          <w:rStyle w:val="BuiltInTok"/>
+        </w:rPr>
+        <w:t xml:space="preserve">sum</w:t>
+      </w:r>
+      <w:r>
+        <w:rPr>
+          <w:rStyle w:val="NormalTok"/>
+        </w:rPr>
+        <w:t xml:space="preserve">(articles_prix)           </w:t>
+      </w:r>
+      <w:r>
+        <w:rPr>
+          <w:rStyle w:val="CommentTok"/>
+        </w:rPr>
+        <w:t xml:space="preserve"># Utilisation d'un type agrégé (list)</w:t>
+      </w:r>
+      <w:r>
+        <w:br/>
+      </w:r>
+      <w:r>
+        <w:rPr>
+          <w:rStyle w:val="NormalTok"/>
+        </w:rPr>
+        <w:t xml:space="preserve">    est_fidele </w:t>
+      </w:r>
+      <w:r>
+        <w:rPr>
+          <w:rStyle w:val="OperatorTok"/>
+        </w:rPr>
+        <w:t xml:space="preserve">=</w:t>
+      </w:r>
+      <w:r>
+        <w:rPr>
+          <w:rStyle w:val="NormalTok"/>
+        </w:rPr>
+        <w:t xml:space="preserve"> </w:t>
+      </w:r>
+      <w:r>
+        <w:rPr>
+          <w:rStyle w:val="VariableTok"/>
+        </w:rPr>
+        <w:t xml:space="preserve">True</w:t>
+      </w:r>
+      <w:r>
+        <w:rPr>
+          <w:rStyle w:val="NormalTok"/>
+        </w:rPr>
+        <w:t xml:space="preserve">                         </w:t>
+      </w:r>
+      <w:r>
+        <w:rPr>
+          <w:rStyle w:val="CommentTok"/>
+        </w:rPr>
+        <w:t xml:space="preserve"># Type scalaire booléen</w:t>
+      </w:r>
+      <w:r>
+        <w:br/>
+      </w:r>
+      <w:r>
+        <w:rPr>
+          <w:rStyle w:val="NormalTok"/>
+        </w:rPr>
+        <w:t xml:space="preserve">    </w:t>
+      </w:r>
+      <w:r>
+        <w:br/>
+      </w:r>
+      <w:r>
+        <w:rPr>
+          <w:rStyle w:val="NormalTok"/>
+        </w:rPr>
+        <w:t xml:space="preserve">    </w:t>
+      </w:r>
+      <w:r>
+        <w:rPr>
+          <w:rStyle w:val="ControlFlowTok"/>
+        </w:rPr>
+        <w:t xml:space="preserve">if</w:t>
+      </w:r>
+      <w:r>
+        <w:rPr>
+          <w:rStyle w:val="NormalTok"/>
+        </w:rPr>
+        <w:t xml:space="preserve"> est_fidele:</w:t>
+      </w:r>
+      <w:r>
+        <w:br/>
+      </w:r>
+      <w:r>
+        <w:rPr>
+          <w:rStyle w:val="NormalTok"/>
+        </w:rPr>
+        <w:t xml:space="preserve">        montant_final </w:t>
+      </w:r>
+      <w:r>
+        <w:rPr>
+          <w:rStyle w:val="OperatorTok"/>
+        </w:rPr>
+        <w:t xml:space="preserve">=</w:t>
+      </w:r>
+      <w:r>
+        <w:rPr>
+          <w:rStyle w:val="NormalTok"/>
+        </w:rPr>
+        <w:t xml:space="preserve"> total_brut </w:t>
+      </w:r>
+      <w:r>
+        <w:rPr>
+          <w:rStyle w:val="OperatorTok"/>
+        </w:rPr>
+        <w:t xml:space="preserve">*</w:t>
+      </w:r>
+      <w:r>
+        <w:rPr>
+          <w:rStyle w:val="NormalTok"/>
+        </w:rPr>
+        <w:t xml:space="preserve"> (</w:t>
+      </w:r>
+      <w:r>
+        <w:rPr>
           <w:rStyle w:val="DecValTok"/>
         </w:rPr>
-        <w:t xml:space="preserve">50</w:t>
-      </w:r>
-      <w:r>
-        <w:rPr>
-          <w:rStyle w:val="NormalTok"/>
-        </w:rPr>
-        <w:t xml:space="preserve">  </w:t>
+        <w:t xml:space="preserve">1</w:t>
+      </w:r>
+      <w:r>
+        <w:rPr>
+          <w:rStyle w:val="NormalTok"/>
+        </w:rPr>
+        <w:t xml:space="preserve"> </w:t>
+      </w:r>
+      <w:r>
+        <w:rPr>
+          <w:rStyle w:val="OperatorTok"/>
+        </w:rPr>
+        <w:t xml:space="preserve">-</w:t>
+      </w:r>
+      <w:r>
+        <w:rPr>
+          <w:rStyle w:val="NormalTok"/>
+        </w:rPr>
+        <w:t xml:space="preserve"> TAUX_REDUCTION)  </w:t>
       </w:r>
       <w:r>
         <w:rPr>
           <w:rStyle w:val="CommentTok"/>
         </w:rPr>
-        <w:t xml:space="preserve"># Opérateur d'affectation</w:t>
+        <w:t xml:space="preserve"># Variable locale</w:t>
       </w:r>
       <w:r>
         <w:br/>
@@ -796,7 +1073,28 @@
         <w:rPr>
           <w:rStyle w:val="NormalTok"/>
         </w:rPr>
-        <w:t xml:space="preserve">ventes </w:t>
+        <w:t xml:space="preserve">    </w:t>
+      </w:r>
+      <w:r>
+        <w:rPr>
+          <w:rStyle w:val="ControlFlowTok"/>
+        </w:rPr>
+        <w:t xml:space="preserve">else</w:t>
+      </w:r>
+      <w:r>
+        <w:rPr>
+          <w:rStyle w:val="NormalTok"/>
+        </w:rPr>
+        <w:t xml:space="preserve">:</w:t>
+      </w:r>
+      <w:r>
+        <w:br/>
+      </w:r>
+      <w:r>
+        <w:rPr>
+          <w:rStyle w:val="NormalTok"/>
+        </w:rPr>
+        <w:t xml:space="preserve">        montant_final </w:t>
       </w:r>
       <w:r>
         <w:rPr>
@@ -808,186 +1106,108 @@
         <w:rPr>
           <w:rStyle w:val="NormalTok"/>
         </w:rPr>
+        <w:t xml:space="preserve"> total_brut</w:t>
+      </w:r>
+      <w:r>
+        <w:br/>
+      </w:r>
+      <w:r>
+        <w:rPr>
+          <w:rStyle w:val="NormalTok"/>
+        </w:rPr>
+        <w:t xml:space="preserve">        </w:t>
+      </w:r>
+      <w:r>
+        <w:br/>
+      </w:r>
+      <w:r>
+        <w:rPr>
+          <w:rStyle w:val="NormalTok"/>
+        </w:rPr>
+        <w:t xml:space="preserve">    </w:t>
+      </w:r>
+      <w:r>
+        <w:rPr>
+          <w:rStyle w:val="ControlFlowTok"/>
+        </w:rPr>
+        <w:t xml:space="preserve">return</w:t>
+      </w:r>
+      <w:r>
+        <w:rPr>
+          <w:rStyle w:val="NormalTok"/>
+        </w:rPr>
         <w:t xml:space="preserve"> </w:t>
       </w:r>
       <w:r>
         <w:rPr>
-          <w:rStyle w:val="DecValTok"/>
-        </w:rPr>
-        <w:t xml:space="preserve">12</w:t>
-      </w:r>
-      <w:r>
-        <w:rPr>
-          <w:rStyle w:val="NormalTok"/>
-        </w:rPr>
-        <w:t xml:space="preserve">         </w:t>
+          <w:rStyle w:val="SpecialStringTok"/>
+        </w:rPr>
+        <w:t xml:space="preserve">f"Client : </w:t>
+      </w:r>
+      <w:r>
+        <w:rPr>
+          <w:rStyle w:val="SpecialCharTok"/>
+        </w:rPr>
+        <w:t xml:space="preserve">{</w:t>
+      </w:r>
+      <w:r>
+        <w:rPr>
+          <w:rStyle w:val="NormalTok"/>
+        </w:rPr>
+        <w:t xml:space="preserve">client</w:t>
+      </w:r>
+      <w:r>
+        <w:rPr>
+          <w:rStyle w:val="SpecialCharTok"/>
+        </w:rPr>
+        <w:t xml:space="preserve">}</w:t>
+      </w:r>
+      <w:r>
+        <w:rPr>
+          <w:rStyle w:val="SpecialStringTok"/>
+        </w:rPr>
+        <w:t xml:space="preserve"> | Total à payer : </w:t>
+      </w:r>
+      <w:r>
+        <w:rPr>
+          <w:rStyle w:val="SpecialCharTok"/>
+        </w:rPr>
+        <w:t xml:space="preserve">{</w:t>
+      </w:r>
+      <w:r>
+        <w:rPr>
+          <w:rStyle w:val="NormalTok"/>
+        </w:rPr>
+        <w:t xml:space="preserve">montant_final</w:t>
+      </w:r>
+      <w:r>
+        <w:rPr>
+          <w:rStyle w:val="SpecialCharTok"/>
+        </w:rPr>
+        <w:t xml:space="preserve">}</w:t>
+      </w:r>
+      <w:r>
+        <w:rPr>
+          <w:rStyle w:val="SpecialStringTok"/>
+        </w:rPr>
+        <w:t xml:space="preserve">€"</w:t>
+      </w:r>
+      <w:r>
+        <w:br/>
+      </w:r>
+      <w:r>
+        <w:br/>
       </w:r>
       <w:r>
         <w:rPr>
           <w:rStyle w:val="CommentTok"/>
         </w:rPr>
-        <w:t xml:space="preserve"># Valeur littérale</w:t>
+        <w:t xml:space="preserve"># Appel de la fonction avec des valeurs littérales</w:t>
       </w:r>
       <w:r>
         <w:br/>
       </w:r>
       <w:r>
-        <w:br/>
-      </w:r>
-      <w:r>
-        <w:rPr>
-          <w:rStyle w:val="CommentTok"/>
-        </w:rPr>
-        <w:t xml:space="preserve"># Opérateur arithmétique de soustraction combiné à l'affectation</w:t>
-      </w:r>
-      <w:r>
-        <w:br/>
-      </w:r>
-      <w:r>
-        <w:rPr>
-          <w:rStyle w:val="NormalTok"/>
-        </w:rPr>
-        <w:t xml:space="preserve">stock_initial </w:t>
-      </w:r>
-      <w:r>
-        <w:rPr>
-          <w:rStyle w:val="OperatorTok"/>
-        </w:rPr>
-        <w:t xml:space="preserve">-=</w:t>
-      </w:r>
-      <w:r>
-        <w:rPr>
-          <w:rStyle w:val="NormalTok"/>
-        </w:rPr>
-        <w:t xml:space="preserve"> ventes  </w:t>
-      </w:r>
-      <w:r>
-        <w:rPr>
-          <w:rStyle w:val="CommentTok"/>
-        </w:rPr>
-        <w:t xml:space="preserve"># stock_initial vaut maintenant 38</w:t>
-      </w:r>
-      <w:r>
-        <w:br/>
-      </w:r>
-      <w:r>
-        <w:br/>
-      </w:r>
-      <w:r>
-        <w:rPr>
-          <w:rStyle w:val="NormalTok"/>
-        </w:rPr>
-        <w:t xml:space="preserve">seuil_critique </w:t>
-      </w:r>
-      <w:r>
-        <w:rPr>
-          <w:rStyle w:val="OperatorTok"/>
-        </w:rPr>
-        <w:t xml:space="preserve">=</w:t>
-      </w:r>
-      <w:r>
-        <w:rPr>
-          <w:rStyle w:val="NormalTok"/>
-        </w:rPr>
-        <w:t xml:space="preserve"> </w:t>
-      </w:r>
-      <w:r>
-        <w:rPr>
-          <w:rStyle w:val="DecValTok"/>
-        </w:rPr>
-        <w:t xml:space="preserve">10</w:t>
-      </w:r>
-      <w:r>
-        <w:br/>
-      </w:r>
-      <w:r>
-        <w:rPr>
-          <w:rStyle w:val="NormalTok"/>
-        </w:rPr>
-        <w:t xml:space="preserve">rupture_imminente </w:t>
-      </w:r>
-      <w:r>
-        <w:rPr>
-          <w:rStyle w:val="OperatorTok"/>
-        </w:rPr>
-        <w:t xml:space="preserve">=</w:t>
-      </w:r>
-      <w:r>
-        <w:rPr>
-          <w:rStyle w:val="NormalTok"/>
-        </w:rPr>
-        <w:t xml:space="preserve"> </w:t>
-      </w:r>
-      <w:r>
-        <w:rPr>
-          <w:rStyle w:val="VariableTok"/>
-        </w:rPr>
-        <w:t xml:space="preserve">False</w:t>
-      </w:r>
-      <w:r>
-        <w:br/>
-      </w:r>
-      <w:r>
-        <w:br/>
-      </w:r>
-      <w:r>
-        <w:rPr>
-          <w:rStyle w:val="CommentTok"/>
-        </w:rPr>
-        <w:t xml:space="preserve"># Opérateurs relationnels et logiques</w:t>
-      </w:r>
-      <w:r>
-        <w:br/>
-      </w:r>
-      <w:r>
-        <w:rPr>
-          <w:rStyle w:val="NormalTok"/>
-        </w:rPr>
-        <w:t xml:space="preserve">alerte_stock </w:t>
-      </w:r>
-      <w:r>
-        <w:rPr>
-          <w:rStyle w:val="OperatorTok"/>
-        </w:rPr>
-        <w:t xml:space="preserve">=</w:t>
-      </w:r>
-      <w:r>
-        <w:rPr>
-          <w:rStyle w:val="NormalTok"/>
-        </w:rPr>
-        <w:t xml:space="preserve"> (stock_initial </w:t>
-      </w:r>
-      <w:r>
-        <w:rPr>
-          <w:rStyle w:val="OperatorTok"/>
-        </w:rPr>
-        <w:t xml:space="preserve">&lt;=</w:t>
-      </w:r>
-      <w:r>
-        <w:rPr>
-          <w:rStyle w:val="NormalTok"/>
-        </w:rPr>
-        <w:t xml:space="preserve"> seuil_critique) </w:t>
-      </w:r>
-      <w:r>
-        <w:rPr>
-          <w:rStyle w:val="KeywordTok"/>
-        </w:rPr>
-        <w:t xml:space="preserve">or</w:t>
-      </w:r>
-      <w:r>
-        <w:rPr>
-          <w:rStyle w:val="NormalTok"/>
-        </w:rPr>
-        <w:t xml:space="preserve"> rupture_imminente</w:t>
-      </w:r>
-      <w:r>
-        <w:br/>
-      </w:r>
-      <w:r>
-        <w:br/>
-      </w:r>
-      <w:r>
         <w:rPr>
           <w:rStyle w:val="BuiltInTok"/>
         </w:rPr>
@@ -997,23 +1217,59 @@
         <w:rPr>
           <w:rStyle w:val="NormalTok"/>
         </w:rPr>
-        <w:t xml:space="preserve">(fstock restant : {stock_initial} </w:t>
-      </w:r>
-      <w:r>
-        <w:rPr>
-          <w:rStyle w:val="OperatorTok"/>
-        </w:rPr>
-        <w:t xml:space="preserve">|</w:t>
-      </w:r>
-      <w:r>
-        <w:rPr>
-          <w:rStyle w:val="NormalTok"/>
-        </w:rPr>
-        <w:t xml:space="preserve"> Alerte active : {alerte_stock})</w:t>
-      </w:r>
-    </w:p>
-    <w:bookmarkEnd w:id="24"/>
-    <w:bookmarkStart w:id="25" w:name="exercices"/>
+        <w:t xml:space="preserve">(traiter_commande(</w:t>
+      </w:r>
+      <w:r>
+        <w:rPr>
+          <w:rStyle w:val="StringTok"/>
+        </w:rPr>
+        <w:t xml:space="preserve">"Karim"</w:t>
+      </w:r>
+      <w:r>
+        <w:rPr>
+          <w:rStyle w:val="NormalTok"/>
+        </w:rPr>
+        <w:t xml:space="preserve">, [</w:t>
+      </w:r>
+      <w:r>
+        <w:rPr>
+          <w:rStyle w:val="FloatTok"/>
+        </w:rPr>
+        <w:t xml:space="preserve">45.0</w:t>
+      </w:r>
+      <w:r>
+        <w:rPr>
+          <w:rStyle w:val="NormalTok"/>
+        </w:rPr>
+        <w:t xml:space="preserve">, </w:t>
+      </w:r>
+      <w:r>
+        <w:rPr>
+          <w:rStyle w:val="FloatTok"/>
+        </w:rPr>
+        <w:t xml:space="preserve">15.5</w:t>
+      </w:r>
+      <w:r>
+        <w:rPr>
+          <w:rStyle w:val="NormalTok"/>
+        </w:rPr>
+        <w:t xml:space="preserve">, </w:t>
+      </w:r>
+      <w:r>
+        <w:rPr>
+          <w:rStyle w:val="FloatTok"/>
+        </w:rPr>
+        <w:t xml:space="preserve">30.0</w:t>
+      </w:r>
+      <w:r>
+        <w:rPr>
+          <w:rStyle w:val="NormalTok"/>
+        </w:rPr>
+        <w:t xml:space="preserve">]))</w:t>
+      </w:r>
+    </w:p>
+    <w:bookmarkEnd w:id="25"/>
+    <w:bookmarkStart w:id="26" w:name="exercices"/>
     <w:p>
       <w:pPr>
         <w:pStyle w:val="Heading2"/>
@@ -1041,7 +1297,64 @@
         <w:t xml:space="preserve"> </w:t>
       </w:r>
       <w:r>
-        <w:t xml:space="preserve">Écrivez un script qui initialise deux variables numériques, puis utilisez les opérateurs arithmétiques pour calculer leur somme, leur produit et le reste de leur division entière.</w:t>
+        <w:t xml:space="preserve">Écrivez un script qui déclare quatre variables de types scalaires différents (</w:t>
+      </w:r>
+      <w:r>
+        <w:rPr>
+          <w:rStyle w:val="VerbatimChar"/>
+        </w:rPr>
+        <w:t xml:space="preserve">int</w:t>
+      </w:r>
+      <w:r>
+        <w:t xml:space="preserve">,</w:t>
+      </w:r>
+      <w:r>
+        <w:t xml:space="preserve"> </w:t>
+      </w:r>
+      <w:r>
+        <w:rPr>
+          <w:rStyle w:val="VerbatimChar"/>
+        </w:rPr>
+        <w:t xml:space="preserve">float</w:t>
+      </w:r>
+      <w:r>
+        <w:t xml:space="preserve">,</w:t>
+      </w:r>
+      <w:r>
+        <w:t xml:space="preserve"> </w:t>
+      </w:r>
+      <w:r>
+        <w:rPr>
+          <w:rStyle w:val="VerbatimChar"/>
+        </w:rPr>
+        <w:t xml:space="preserve">bool</w:t>
+      </w:r>
+      <w:r>
+        <w:t xml:space="preserve">,</w:t>
+      </w:r>
+      <w:r>
+        <w:t xml:space="preserve"> </w:t>
+      </w:r>
+      <w:r>
+        <w:rPr>
+          <w:rStyle w:val="VerbatimChar"/>
+        </w:rPr>
+        <w:t xml:space="preserve">str</w:t>
+      </w:r>
+      <w:r>
+        <w:t xml:space="preserve">), puis affichez le type de chacune d’elles à l’aide de la fonction</w:t>
+      </w:r>
+      <w:r>
+        <w:t xml:space="preserve"> </w:t>
+      </w:r>
+      <w:r>
+        <w:rPr>
+          <w:rStyle w:val="VerbatimChar"/>
+        </w:rPr>
+        <w:t xml:space="preserve">type()</w:t>
+      </w:r>
+      <w:r>
+        <w:t xml:space="preserve">.</w:t>
       </w:r>
     </w:p>
     <w:p>
@@ -1063,11 +1376,11 @@
         <w:t xml:space="preserve"> </w:t>
       </w:r>
       <w:r>
-        <w:t xml:space="preserve">Déclarez une variable représentant l’âge d’un utilisateur et une autre indiquant s’il possède une autorisation. Utilisez des opérateurs relationnels et logiques pour vérifier s’il remplit les conditions d’accès (âge supérieur ou égal à 18 et autorisation vraie).</w:t>
-      </w:r>
-    </w:p>
-    <w:bookmarkEnd w:id="25"/>
+        <w:t xml:space="preserve">Créez une liste contenant les notes d’un étudiant, écrivez une fonction qui calcule la moyenne de ces notes, et stockez le résultat dans une variable locale avant de le retourner.</w:t>
+      </w:r>
+    </w:p>
     <w:bookmarkEnd w:id="26"/>
+    <w:bookmarkEnd w:id="27"/>
     <w:sectPr/>
   </w:body>
 </w:document>

--- a/redaction/chapitre2/paragraphes.docx
+++ b/redaction/chapitre2/paragraphes.docx
@@ -2112,18 +2112,22 @@
       </w:r>
     </w:p>
     <w:bookmarkEnd w:id="25"/>
-    <w:bookmarkStart w:id="26" w:name="exercices"/>
+    <w:bookmarkStart w:id="26" w:name="exercices-de-fin-de-chapitre"/>
     <w:p>
       <w:pPr>
         <w:pStyle w:val="Heading3"/>
       </w:pPr>
       <w:r>
-        <w:t xml:space="preserve">Exercices</w:t>
-      </w:r>
-    </w:p>
-    <w:p>
-      <w:pPr>
-        <w:pStyle w:val="FirstParagraph"/>
+        <w:t xml:space="preserve">Exercices de fin de chapitre</w:t>
+      </w:r>
+    </w:p>
+    <w:p>
+      <w:pPr>
+        <w:numPr>
+          <w:ilvl w:val="0"/>
+          <w:numId w:val="1002"/>
+        </w:numPr>
+        <w:pStyle w:val="Compact"/>
       </w:pPr>
       <w:r>
         <w:rPr>
@@ -2192,7 +2196,11 @@
     </w:p>
     <w:p>
       <w:pPr>
-        <w:pStyle w:val="BodyText"/>
+        <w:numPr>
+          <w:ilvl w:val="0"/>
+          <w:numId w:val="1002"/>
+        </w:numPr>
+        <w:pStyle w:val="Compact"/>
       </w:pPr>
       <w:r>
         <w:rPr>
@@ -2432,11 +2440,126 @@
       </w:pPr>
     </w:lvl>
   </w:abstractNum>
+  <w:abstractNum w:abstractNumId="99411">
+    <w:nsid w:val="A99411"/>
+    <w:multiLevelType w:val="multilevel"/>
+    <w:lvl w:ilvl="0">
+      <w:start w:val="1"/>
+      <w:numFmt w:val="decimal"/>
+      <w:lvlText w:val="%1."/>
+      <w:lvlJc w:val="left"/>
+      <w:pPr>
+        <w:ind w:left="720" w:hanging="480"/>
+      </w:pPr>
+    </w:lvl>
+    <w:lvl w:ilvl="1">
+      <w:start w:val="1"/>
+      <w:numFmt w:val="decimal"/>
+      <w:lvlText w:val="%2."/>
+      <w:lvlJc w:val="left"/>
+      <w:pPr>
+        <w:ind w:left="1440" w:hanging="480"/>
+      </w:pPr>
+    </w:lvl>
+    <w:lvl w:ilvl="2">
+      <w:start w:val="1"/>
+      <w:numFmt w:val="decimal"/>
+      <w:lvlText w:val="%3."/>
+      <w:lvlJc w:val="left"/>
+      <w:pPr>
+        <w:ind w:left="2160" w:hanging="480"/>
+      </w:pPr>
+    </w:lvl>
+    <w:lvl w:ilvl="3">
+      <w:start w:val="1"/>
+      <w:numFmt w:val="decimal"/>
+      <w:lvlText w:val="%4."/>
+      <w:lvlJc w:val="left"/>
+      <w:pPr>
+        <w:ind w:left="2880" w:hanging="480"/>
+      </w:pPr>
+    </w:lvl>
+    <w:lvl w:ilvl="4">
+      <w:start w:val="1"/>
+      <w:numFmt w:val="decimal"/>
+      <w:lvlText w:val="%5."/>
+      <w:lvlJc w:val="left"/>
+      <w:pPr>
+        <w:ind w:left="3600" w:hanging="480"/>
+      </w:pPr>
+    </w:lvl>
+    <w:lvl w:ilvl="5">
+      <w:start w:val="1"/>
+      <w:numFmt w:val="decimal"/>
+      <w:lvlText w:val="%6."/>
+      <w:lvlJc w:val="left"/>
+      <w:pPr>
+        <w:ind w:left="4320" w:hanging="480"/>
+      </w:pPr>
+    </w:lvl>
+    <w:lvl w:ilvl="6">
+      <w:start w:val="1"/>
+      <w:numFmt w:val="decimal"/>
+      <w:lvlText w:val="%7."/>
+      <w:lvlJc w:val="left"/>
+      <w:pPr>
+        <w:ind w:left="5040" w:hanging="480"/>
+      </w:pPr>
+    </w:lvl>
+    <w:lvl w:ilvl="7">
+      <w:start w:val="1"/>
+      <w:numFmt w:val="decimal"/>
+      <w:lvlText w:val="%8."/>
+      <w:lvlJc w:val="left"/>
+      <w:pPr>
+        <w:ind w:left="5760" w:hanging="480"/>
+      </w:pPr>
+    </w:lvl>
+    <w:lvl w:ilvl="8">
+      <w:start w:val="1"/>
+      <w:numFmt w:val="decimal"/>
+      <w:lvlText w:val="%9."/>
+      <w:lvlJc w:val="left"/>
+      <w:pPr>
+        <w:ind w:left="6480" w:hanging="480"/>
+      </w:pPr>
+    </w:lvl>
+  </w:abstractNum>
   <w:num w:numId="1000">
     <w:abstractNumId w:val="990"/>
   </w:num>
   <w:num w:numId="1001">
     <w:abstractNumId w:val="991"/>
+  </w:num>
+  <w:num w:numId="1002">
+    <w:abstractNumId w:val="99411"/>
+    <w:lvlOverride w:ilvl="0">
+      <w:startOverride w:val="1"/>
+    </w:lvlOverride>
+    <w:lvlOverride w:ilvl="1">
+      <w:startOverride w:val="1"/>
+    </w:lvlOverride>
+    <w:lvlOverride w:ilvl="2">
+      <w:startOverride w:val="1"/>
+    </w:lvlOverride>
+    <w:lvlOverride w:ilvl="3">
+      <w:startOverride w:val="1"/>
+    </w:lvlOverride>
+    <w:lvlOverride w:ilvl="4">
+      <w:startOverride w:val="1"/>
+    </w:lvlOverride>
+    <w:lvlOverride w:ilvl="5">
+      <w:startOverride w:val="1"/>
+    </w:lvlOverride>
+    <w:lvlOverride w:ilvl="6">
+      <w:startOverride w:val="1"/>
+    </w:lvlOverride>
+    <w:lvlOverride w:ilvl="7">
+      <w:startOverride w:val="1"/>
+    </w:lvlOverride>
+    <w:lvlOverride w:ilvl="8">
+      <w:startOverride w:val="1"/>
+    </w:lvlOverride>
   </w:num>
 </w:numbering>
 </file>
